--- a/docs/GuardCode_Provisional_Patent_Draft.docx
+++ b/docs/GuardCode_Provisional_Patent_Draft.docx
@@ -531,7 +531,7 @@
           <wp:inline distT="0" distB="0" distL="0" distR="0">
             <wp:extent cx="5715000" cy="2457450"/>
             <wp:effectExtent t="0" r="0" b="0" l="0"/>
-            <wp:docPr id="1" name="" descr="" title=""/>
+            <wp:docPr id="1" name=""/>
             <wp:cNvGraphicFramePr>
               <a:graphicFrameLocks xmlns:a="http://schemas.openxmlformats.org/drawingml/2006/main" noChangeAspect="1"/>
             </wp:cNvGraphicFramePr>
@@ -904,7 +904,7 @@
       </w:tr>
       <w:tr>
         <w:trPr>
-          <w:tblHeader w:val="false"/>
+          <w:tblHeader w:val="off"/>
         </w:trPr>
         <w:tc>
           <w:tcPr>
@@ -1069,7 +1069,7 @@
       </w:tr>
       <w:tr>
         <w:trPr>
-          <w:tblHeader w:val="false"/>
+          <w:tblHeader w:val="off"/>
         </w:trPr>
         <w:tc>
           <w:tcPr>
@@ -1234,7 +1234,7 @@
       </w:tr>
       <w:tr>
         <w:trPr>
-          <w:tblHeader w:val="false"/>
+          <w:tblHeader w:val="off"/>
         </w:trPr>
         <w:tc>
           <w:tcPr>
@@ -1399,7 +1399,7 @@
       </w:tr>
       <w:tr>
         <w:trPr>
-          <w:tblHeader w:val="false"/>
+          <w:tblHeader w:val="off"/>
         </w:trPr>
         <w:tc>
           <w:tcPr>
@@ -1564,7 +1564,7 @@
       </w:tr>
       <w:tr>
         <w:trPr>
-          <w:tblHeader w:val="false"/>
+          <w:tblHeader w:val="off"/>
         </w:trPr>
         <w:tc>
           <w:tcPr>
@@ -1729,7 +1729,7 @@
       </w:tr>
       <w:tr>
         <w:trPr>
-          <w:tblHeader w:val="false"/>
+          <w:tblHeader w:val="off"/>
         </w:trPr>
         <w:tc>
           <w:tcPr>
@@ -1888,6 +1888,171 @@
                 <w:szCs w:val="20"/>
               </w:rPr>
               <w:t xml:space="preserve">0.111</w:t>
+            </w:r>
+          </w:p>
+        </w:tc>
+      </w:tr>
+      <w:tr>
+        <w:trPr>
+          <w:tblHeader w:val="off"/>
+        </w:trPr>
+        <w:tc>
+          <w:tcPr>
+            <w:tcW w:type="dxa" w:w="2538"/>
+            <w:tcBorders>
+              <w:top w:val="single" w:color="000000" w:sz="4"/>
+              <w:left w:val="single" w:color="000000" w:sz="4"/>
+              <w:bottom w:val="single" w:color="000000" w:sz="4"/>
+              <w:right w:val="single" w:color="000000" w:sz="4"/>
+            </w:tcBorders>
+            <w:tcMar>
+              <w:top w:type="dxa" w:w="60"/>
+              <w:left w:type="dxa" w:w="100"/>
+              <w:bottom w:type="dxa" w:w="60"/>
+              <w:right w:type="dxa" w:w="100"/>
+            </w:tcMar>
+          </w:tcPr>
+          <w:p>
+            <w:pPr>
+              <w:jc w:val="left"/>
+            </w:pPr>
+            <w:r>
+              <w:rPr>
+                <w:rFonts w:ascii="Times New Roman" w:cs="Times New Roman" w:eastAsia="Times New Roman" w:hAnsi="Times New Roman"/>
+                <w:b w:val="false"/>
+                <w:bCs w:val="false"/>
+                <w:sz w:val="20"/>
+                <w:szCs w:val="20"/>
+              </w:rPr>
+              <w:t xml:space="preserve">GuardCode-ML</w:t>
+            </w:r>
+          </w:p>
+        </w:tc>
+        <w:tc>
+          <w:tcPr>
+            <w:tcW w:type="dxa" w:w="1692"/>
+            <w:tcBorders>
+              <w:top w:val="single" w:color="000000" w:sz="4"/>
+              <w:left w:val="single" w:color="000000" w:sz="4"/>
+              <w:bottom w:val="single" w:color="000000" w:sz="4"/>
+              <w:right w:val="single" w:color="000000" w:sz="4"/>
+            </w:tcBorders>
+            <w:tcMar>
+              <w:top w:type="dxa" w:w="60"/>
+              <w:left w:type="dxa" w:w="100"/>
+              <w:bottom w:type="dxa" w:w="60"/>
+              <w:right w:type="dxa" w:w="100"/>
+            </w:tcMar>
+          </w:tcPr>
+          <w:p>
+            <w:pPr>
+              <w:jc w:val="center"/>
+            </w:pPr>
+            <w:r>
+              <w:rPr>
+                <w:rFonts w:ascii="Times New Roman" w:cs="Times New Roman" w:eastAsia="Times New Roman" w:hAnsi="Times New Roman"/>
+                <w:b w:val="false"/>
+                <w:bCs w:val="false"/>
+                <w:sz w:val="20"/>
+                <w:szCs w:val="20"/>
+              </w:rPr>
+              <w:t xml:space="preserve">324</w:t>
+            </w:r>
+          </w:p>
+        </w:tc>
+        <w:tc>
+          <w:tcPr>
+            <w:tcW w:type="dxa" w:w="1692"/>
+            <w:tcBorders>
+              <w:top w:val="single" w:color="000000" w:sz="4"/>
+              <w:left w:val="single" w:color="000000" w:sz="4"/>
+              <w:bottom w:val="single" w:color="000000" w:sz="4"/>
+              <w:right w:val="single" w:color="000000" w:sz="4"/>
+            </w:tcBorders>
+            <w:tcMar>
+              <w:top w:type="dxa" w:w="60"/>
+              <w:left w:type="dxa" w:w="100"/>
+              <w:bottom w:type="dxa" w:w="60"/>
+              <w:right w:type="dxa" w:w="100"/>
+            </w:tcMar>
+          </w:tcPr>
+          <w:p>
+            <w:pPr>
+              <w:jc w:val="center"/>
+            </w:pPr>
+            <w:r>
+              <w:rPr>
+                <w:rFonts w:ascii="Times New Roman" w:cs="Times New Roman" w:eastAsia="Times New Roman" w:hAnsi="Times New Roman"/>
+                <w:b w:val="false"/>
+                <w:bCs w:val="false"/>
+                <w:sz w:val="20"/>
+                <w:szCs w:val="20"/>
+              </w:rPr>
+              <w:t xml:space="preserve">0.037</w:t>
+            </w:r>
+          </w:p>
+        </w:tc>
+        <w:tc>
+          <w:tcPr>
+            <w:tcW w:type="dxa" w:w="1692"/>
+            <w:tcBorders>
+              <w:top w:val="single" w:color="000000" w:sz="4"/>
+              <w:left w:val="single" w:color="000000" w:sz="4"/>
+              <w:bottom w:val="single" w:color="000000" w:sz="4"/>
+              <w:right w:val="single" w:color="000000" w:sz="4"/>
+            </w:tcBorders>
+            <w:tcMar>
+              <w:top w:type="dxa" w:w="60"/>
+              <w:left w:type="dxa" w:w="100"/>
+              <w:bottom w:type="dxa" w:w="60"/>
+              <w:right w:type="dxa" w:w="100"/>
+            </w:tcMar>
+          </w:tcPr>
+          <w:p>
+            <w:pPr>
+              <w:jc w:val="center"/>
+            </w:pPr>
+            <w:r>
+              <w:rPr>
+                <w:rFonts w:ascii="Times New Roman" w:cs="Times New Roman" w:eastAsia="Times New Roman" w:hAnsi="Times New Roman"/>
+                <w:b w:val="false"/>
+                <w:bCs w:val="false"/>
+                <w:sz w:val="20"/>
+                <w:szCs w:val="20"/>
+              </w:rPr>
+              <w:t xml:space="preserve">1,165</w:t>
+            </w:r>
+          </w:p>
+        </w:tc>
+        <w:tc>
+          <w:tcPr>
+            <w:tcW w:type="dxa" w:w="1692"/>
+            <w:tcBorders>
+              <w:top w:val="single" w:color="000000" w:sz="4"/>
+              <w:left w:val="single" w:color="000000" w:sz="4"/>
+              <w:bottom w:val="single" w:color="000000" w:sz="4"/>
+              <w:right w:val="single" w:color="000000" w:sz="4"/>
+            </w:tcBorders>
+            <w:tcMar>
+              <w:top w:type="dxa" w:w="60"/>
+              <w:left w:type="dxa" w:w="100"/>
+              <w:bottom w:type="dxa" w:w="60"/>
+              <w:right w:type="dxa" w:w="100"/>
+            </w:tcMar>
+          </w:tcPr>
+          <w:p>
+            <w:pPr>
+              <w:jc w:val="center"/>
+            </w:pPr>
+            <w:r>
+              <w:rPr>
+                <w:rFonts w:ascii="Times New Roman" w:cs="Times New Roman" w:eastAsia="Times New Roman" w:hAnsi="Times New Roman"/>
+                <w:b w:val="false"/>
+                <w:bCs w:val="false"/>
+                <w:sz w:val="20"/>
+                <w:szCs w:val="20"/>
+              </w:rPr>
+              <w:t xml:space="preserve">0.085</w:t>
             </w:r>
           </w:p>
         </w:tc>
@@ -1914,7 +2079,7 @@
         <w:jc w:val="both"/>
       </w:pPr>
       <w:r>
-        <w:t xml:space="preserve">At the same retransmission budget, the soft-syndrome guard reduced the number of undetected frame errors of the neural decoder by 48 % on the AWGN channel and 50 % on the burst channel relative to the conventional minimum-|LLR| threshold test, and by 52 % / 53 % relative to plain CRC acceptance. Applied unchanged to a classical Hamming(7,4) soft decoder it reduced undetected errors by 80 % (AWGN) and 49 % (burst), demonstrating that the guard is independent of the decoder. Because both gates were held to the same retransmission budget, the ARQ goodput of the guarded link stayed within about 1 % of the unguarded link from 3 dB upward, the usable operating range, and within a few percent at 0-2 dB, where goodput is already very low.</w:t>
+        <w:t xml:space="preserve">At the same retransmission budget, the soft-syndrome guard reduced the number of undetected frame errors of the neural decoder by 48 % on the AWGN channel and 50 % on the burst channel relative to the conventional minimum-|LLR| threshold test, and by 52 % / 53 % relative to plain CRC acceptance. Applied unchanged to a classical Hamming(7,4) soft decoder it reduced undetected errors by 80 % (AWGN) and 49 % (burst), demonstrating that the guard is independent of the decoder. Because both gates were held to the same retransmission budget, the ARQ goodput of the guarded link stayed within about 1 % of the unguarded link from 3 dB upward, the usable operating range, and within a few percent at 0-2 dB, where goodput is already very low. Replacing the analytic risk by a learned gradient-boosted risk classifier built on the same inputs lowered the undetected count by a further 56 % (AWGN) and 24 % (burst) at the same retransmission budget.</w:t>
       </w:r>
     </w:p>
     <w:p>
@@ -1927,7 +2092,7 @@
           <wp:inline distT="0" distB="0" distL="0" distR="0">
             <wp:extent cx="4095750" cy="2905125"/>
             <wp:effectExtent t="0" r="0" b="0" l="0"/>
-            <wp:docPr id="1" name="" descr="" title=""/>
+            <wp:docPr id="2" name=""/>
             <wp:cNvGraphicFramePr>
               <a:graphicFrameLocks xmlns:a="http://schemas.openxmlformats.org/drawingml/2006/main" noChangeAspect="1"/>
             </wp:cNvGraphicFramePr>
@@ -1988,7 +2153,7 @@
           <wp:inline distT="0" distB="0" distL="0" distR="0">
             <wp:extent cx="4095750" cy="2905125"/>
             <wp:effectExtent t="0" r="0" b="0" l="0"/>
-            <wp:docPr id="1" name="" descr="" title=""/>
+            <wp:docPr id="3" name=""/>
             <wp:cNvGraphicFramePr>
               <a:graphicFrameLocks xmlns:a="http://schemas.openxmlformats.org/drawingml/2006/main" noChangeAspect="1"/>
             </wp:cNvGraphicFramePr>
@@ -2049,7 +2214,7 @@
           <wp:inline distT="0" distB="0" distL="0" distR="0">
             <wp:extent cx="3619500" cy="3000375"/>
             <wp:effectExtent t="0" r="0" b="0" l="0"/>
-            <wp:docPr id="1" name="" descr="" title=""/>
+            <wp:docPr id="4" name=""/>
             <wp:cNvGraphicFramePr>
               <a:graphicFrameLocks xmlns:a="http://schemas.openxmlformats.org/drawingml/2006/main" noChangeAspect="1"/>
             </wp:cNvGraphicFramePr>
@@ -2110,7 +2275,7 @@
           <wp:inline distT="0" distB="0" distL="0" distR="0">
             <wp:extent cx="4953000" cy="3314700"/>
             <wp:effectExtent t="0" r="0" b="0" l="0"/>
-            <wp:docPr id="1" name="" descr="" title=""/>
+            <wp:docPr id="5" name=""/>
             <wp:cNvGraphicFramePr>
               <a:graphicFrameLocks xmlns:a="http://schemas.openxmlformats.org/drawingml/2006/main" noChangeAspect="1"/>
             </wp:cNvGraphicFramePr>
@@ -2222,6 +2387,20 @@
         <w:jc w:val="both"/>
       </w:pPr>
       <w:r>
+        <w:t xml:space="preserve">The residual risk may be refined by a trained classifier (for example a gradient-boosted decision tree) that takes the soft-syndrome risk, the minimum log-likelihood ratio, per-group confidence and residual-energy features as inputs and is calibrated to the same retransmission budget.</w:t>
+      </w:r>
+    </w:p>
+    <w:p>
+      <w:pPr>
+        <w:pStyle w:val="ListParagraph"/>
+        <w:numPr>
+          <w:ilvl w:val="0"/>
+          <w:numId w:val="3"/>
+        </w:numPr>
+        <w:spacing w:after="60" w:line="290"/>
+        <w:jc w:val="both"/>
+      </w:pPr>
+      <w:r>
         <w:t xml:space="preserve">The acceptance rule may grade the response: deliver, deliver-with-flag, or retransmit, using two thresholds.</w:t>
       </w:r>
     </w:p>
@@ -2455,7 +2634,7 @@
       </w:r>
     </w:p>
     <w:sectPr>
-      <w:footerReference w:type="default" r:id="rId7"/>
+      <w:footerReference w:type="default" r:id="rId6"/>
       <w:pgSz w:w="11906" w:h="16838" w:orient="portrait"/>
       <w:pgMar w:top="1300" w:right="1300" w:bottom="1300" w:left="1300" w:header="708" w:footer="708" w:gutter="0"/>
       <w:pgNumType/>
@@ -2463,10 +2642,6 @@
     </w:sectPr>
   </w:body>
 </w:document>
-</file>
-
-<file path=word/comments.xml><?xml version="1.0" encoding="utf-8"?>
-<w:comments xmlns:cx="http://schemas.microsoft.com/office/drawing/2014/chartex" xmlns:cx1="http://schemas.microsoft.com/office/drawing/2015/9/8/chartex" xmlns:cx2="http://schemas.microsoft.com/office/drawing/2015/10/21/chartex" xmlns:cx3="http://schemas.microsoft.com/office/drawing/2016/5/9/chartex" xmlns:cx4="http://schemas.microsoft.com/office/drawing/2016/5/10/chartex" xmlns:cx5="http://schemas.microsoft.com/office/drawing/2016/5/11/chartex" xmlns:cx6="http://schemas.microsoft.com/office/drawing/2016/5/12/chartex" xmlns:cx7="http://schemas.microsoft.com/office/drawing/2016/5/13/chartex" xmlns:cx8="http://schemas.microsoft.com/office/drawing/2016/5/14/chartex" xmlns:mc="http://schemas.openxmlformats.org/markup-compatibility/2006" xmlns:aink="http://schemas.microsoft.com/office/drawing/2016/ink" xmlns:am3d="http://schemas.microsoft.com/office/drawing/2017/model3d" xmlns:o="urn:schemas-microsoft-com:office:office" xmlns:r="http://schemas.openxmlformats.org/officeDocument/2006/relationships" xmlns:m="http://schemas.openxmlformats.org/officeDocument/2006/math" xmlns:v="urn:schemas-microsoft-com:vml" xmlns:wp14="http://schemas.microsoft.com/office/word/2010/wordprocessingDrawing" xmlns:wp="http://schemas.openxmlformats.org/drawingml/2006/wordprocessingDrawing" xmlns:w10="urn:schemas-microsoft-com:office:word" xmlns:w="http://schemas.openxmlformats.org/wordprocessingml/2006/main" xmlns:w14="http://schemas.microsoft.com/office/word/2010/wordml" xmlns:w15="http://schemas.microsoft.com/office/word/2012/wordml" xmlns:w16cex="http://schemas.microsoft.com/office/word/2018/wordml/cex" xmlns:w16cid="http://schemas.microsoft.com/office/word/2016/wordml/cid" xmlns:w16="http://schemas.microsoft.com/office/word/2018/wordml" xmlns:w16sdtdh="http://schemas.microsoft.com/office/word/2020/wordml/sdtdatahash" xmlns:w16se="http://schemas.microsoft.com/office/word/2015/wordml/symex" xmlns:wpg="http://schemas.microsoft.com/office/word/2010/wordprocessingGroup" xmlns:wpi="http://schemas.microsoft.com/office/word/2010/wordprocessingInk" xmlns:wne="http://schemas.microsoft.com/office/word/2006/wordml" xmlns:wps="http://schemas.microsoft.com/office/word/2010/wordprocessingShape"/>
 </file>
 
 <file path=word/endnotes.xml><?xml version="1.0" encoding="utf-8"?>
@@ -2518,8 +2693,26 @@
         <w:szCs w:val="20"/>
       </w:rPr>
       <w:fldChar w:fldCharType="begin"/>
+    </w:r>
+    <w:r>
+      <w:rPr>
+        <w:sz w:val="20"/>
+        <w:szCs w:val="20"/>
+      </w:rPr>
       <w:instrText xml:space="preserve">PAGE</w:instrText>
+    </w:r>
+    <w:r>
+      <w:rPr>
+        <w:sz w:val="20"/>
+        <w:szCs w:val="20"/>
+      </w:rPr>
       <w:fldChar w:fldCharType="separate"/>
+    </w:r>
+    <w:r>
+      <w:rPr>
+        <w:sz w:val="20"/>
+        <w:szCs w:val="20"/>
+      </w:rPr>
       <w:fldChar w:fldCharType="end"/>
     </w:r>
   </w:p>
@@ -2567,7 +2760,7 @@
 <w:numbering xmlns:wpc="http://schemas.microsoft.com/office/word/2010/wordprocessingCanvas" xmlns:mc="http://schemas.openxmlformats.org/markup-compatibility/2006" xmlns:o="urn:schemas-microsoft-com:office:office" xmlns:r="http://schemas.openxmlformats.org/officeDocument/2006/relationships" xmlns:m="http://schemas.openxmlformats.org/officeDocument/2006/math" xmlns:v="urn:schemas-microsoft-com:vml" xmlns:wp14="http://schemas.microsoft.com/office/word/2010/wordprocessingDrawing" xmlns:wp="http://schemas.openxmlformats.org/drawingml/2006/wordprocessingDrawing" xmlns:w10="urn:schemas-microsoft-com:office:word" xmlns:w="http://schemas.openxmlformats.org/wordprocessingml/2006/main" xmlns:w14="http://schemas.microsoft.com/office/word/2010/wordml" xmlns:w15="http://schemas.microsoft.com/office/word/2012/wordml" xmlns:wpg="http://schemas.microsoft.com/office/word/2010/wordprocessingGroup" xmlns:wpi="http://schemas.microsoft.com/office/word/2010/wordprocessingInk" xmlns:wne="http://schemas.microsoft.com/office/word/2006/wordml" xmlns:wps="http://schemas.microsoft.com/office/word/2010/wordprocessingShape" mc:Ignorable="w14 w15 wp14">
   <w:abstractNum w:abstractNumId="1" w15:restartNumberingAfterBreak="0">
     <w:multiLevelType w:val="hybridMultilevel"/>
-    <w:lvl w:ilvl="0" w15:tentative="1">
+    <w:lvl w:ilvl="0" w:tentative="1">
       <w:start w:val="1"/>
       <w:numFmt w:val="bullet"/>
       <w:lvlText w:val="●"/>
@@ -2576,7 +2769,7 @@
         <w:ind w:left="720" w:hanging="360"/>
       </w:pPr>
     </w:lvl>
-    <w:lvl w:ilvl="1" w15:tentative="1">
+    <w:lvl w:ilvl="1" w:tentative="1">
       <w:start w:val="1"/>
       <w:numFmt w:val="bullet"/>
       <w:lvlText w:val="○"/>
@@ -2585,7 +2778,7 @@
         <w:ind w:left="1440" w:hanging="360"/>
       </w:pPr>
     </w:lvl>
-    <w:lvl w:ilvl="2" w15:tentative="1">
+    <w:lvl w:ilvl="2" w:tentative="1">
       <w:start w:val="1"/>
       <w:numFmt w:val="bullet"/>
       <w:lvlText w:val="■"/>
@@ -2594,7 +2787,7 @@
         <w:ind w:left="2160" w:hanging="360"/>
       </w:pPr>
     </w:lvl>
-    <w:lvl w:ilvl="3" w15:tentative="1">
+    <w:lvl w:ilvl="3" w:tentative="1">
       <w:start w:val="1"/>
       <w:numFmt w:val="bullet"/>
       <w:lvlText w:val="●"/>
@@ -2603,7 +2796,7 @@
         <w:ind w:left="2880" w:hanging="360"/>
       </w:pPr>
     </w:lvl>
-    <w:lvl w:ilvl="4" w15:tentative="1">
+    <w:lvl w:ilvl="4" w:tentative="1">
       <w:start w:val="1"/>
       <w:numFmt w:val="bullet"/>
       <w:lvlText w:val="○"/>
@@ -2612,7 +2805,7 @@
         <w:ind w:left="3600" w:hanging="360"/>
       </w:pPr>
     </w:lvl>
-    <w:lvl w:ilvl="5" w15:tentative="1">
+    <w:lvl w:ilvl="5" w:tentative="1">
       <w:start w:val="1"/>
       <w:numFmt w:val="bullet"/>
       <w:lvlText w:val="■"/>
@@ -2621,7 +2814,7 @@
         <w:ind w:left="4320" w:hanging="360"/>
       </w:pPr>
     </w:lvl>
-    <w:lvl w:ilvl="6" w15:tentative="1">
+    <w:lvl w:ilvl="6" w:tentative="1">
       <w:start w:val="1"/>
       <w:numFmt w:val="bullet"/>
       <w:lvlText w:val="●"/>
@@ -2630,7 +2823,7 @@
         <w:ind w:left="5040" w:hanging="360"/>
       </w:pPr>
     </w:lvl>
-    <w:lvl w:ilvl="7" w15:tentative="1">
+    <w:lvl w:ilvl="7" w:tentative="1">
       <w:start w:val="1"/>
       <w:numFmt w:val="bullet"/>
       <w:lvlText w:val="●"/>
@@ -2639,7 +2832,7 @@
         <w:ind w:left="5760" w:hanging="360"/>
       </w:pPr>
     </w:lvl>
-    <w:lvl w:ilvl="8" w15:tentative="1">
+    <w:lvl w:ilvl="8" w:tentative="1">
       <w:start w:val="1"/>
       <w:numFmt w:val="bullet"/>
       <w:lvlText w:val="●"/>
@@ -2651,7 +2844,7 @@
   </w:abstractNum>
   <w:abstractNum w:abstractNumId="2" w15:restartNumberingAfterBreak="0">
     <w:multiLevelType w:val="hybridMultilevel"/>
-    <w:lvl w:ilvl="0" w15:tentative="1">
+    <w:lvl w:ilvl="0" w:tentative="1">
       <w:start w:val="1"/>
       <w:numFmt w:val="bullet"/>
       <w:lvlText w:val="•"/>
@@ -2663,7 +2856,7 @@
   </w:abstractNum>
   <w:abstractNum w:abstractNumId="3" w15:restartNumberingAfterBreak="0">
     <w:multiLevelType w:val="hybridMultilevel"/>
-    <w:lvl w:ilvl="0" w15:tentative="1">
+    <w:lvl w:ilvl="0" w:tentative="1">
       <w:start w:val="1"/>
       <w:numFmt w:val="decimal"/>
       <w:lvlText w:val="%1."/>
@@ -2675,7 +2868,7 @@
   </w:abstractNum>
   <w:abstractNum w:abstractNumId="4" w15:restartNumberingAfterBreak="0">
     <w:multiLevelType w:val="hybridMultilevel"/>
-    <w:lvl w:ilvl="0" w15:tentative="1">
+    <w:lvl w:ilvl="0" w:tentative="1">
       <w:start w:val="1"/>
       <w:numFmt w:val="decimal"/>
       <w:lvlText w:val="%1."/>
@@ -2687,7 +2880,7 @@
   </w:abstractNum>
   <w:abstractNum w:abstractNumId="5" w15:restartNumberingAfterBreak="0">
     <w:multiLevelType w:val="hybridMultilevel"/>
-    <w:lvl w:ilvl="0" w15:tentative="1">
+    <w:lvl w:ilvl="0" w:tentative="1">
       <w:start w:val="1"/>
       <w:numFmt w:val="decimal"/>
       <w:lvlText w:val="%1."/>
@@ -2699,7 +2892,7 @@
   </w:abstractNum>
   <w:abstractNum w:abstractNumId="6" w15:restartNumberingAfterBreak="0">
     <w:multiLevelType w:val="hybridMultilevel"/>
-    <w:lvl w:ilvl="0" w15:tentative="1">
+    <w:lvl w:ilvl="0" w:tentative="1">
       <w:start w:val="1"/>
       <w:numFmt w:val="decimal"/>
       <w:lvlText w:val="%1."/>
@@ -2711,7 +2904,7 @@
   </w:abstractNum>
   <w:abstractNum w:abstractNumId="7" w15:restartNumberingAfterBreak="0">
     <w:multiLevelType w:val="hybridMultilevel"/>
-    <w:lvl w:ilvl="0" w15:tentative="1">
+    <w:lvl w:ilvl="0" w:tentative="1">
       <w:start w:val="1"/>
       <w:numFmt w:val="decimal"/>
       <w:lvlText w:val="%1."/>
@@ -2761,6 +2954,25 @@
     </w:rPrDefault>
     <w:pPrDefault/>
   </w:docDefaults>
+  <w:style w:type="paragraph" w:styleId="Normal" w:default="1">
+    <w:name w:val="Normal"/>
+    <w:qFormat/>
+  </w:style>
+  <w:style w:type="table" w:styleId="TableNormal" w:default="true">
+    <w:name w:val="Normal Table"/>
+    <w:uiPriority w:val="99"/>
+    <w:semiHidden/>
+    <w:unhideWhenUsed/>
+    <w:tblPr>
+      <w:tblInd w:type="dxa" w:w="0"/>
+      <w:tblCellMar>
+        <w:top w:type="dxa" w:w="0"/>
+        <w:left w:type="dxa" w:w="108"/>
+        <w:bottom w:type="dxa" w:w="0"/>
+        <w:right w:type="dxa" w:w="108"/>
+      </w:tblCellMar>
+    </w:tblPr>
+  </w:style>
   <w:style w:type="paragraph" w:styleId="Title">
     <w:name w:val="Title"/>
     <w:basedOn w:val="Normal"/>
@@ -2769,39 +2981,6 @@
     <w:rPr>
       <w:sz w:val="56"/>
       <w:szCs w:val="56"/>
-    </w:rPr>
-  </w:style>
-  <w:style w:type="paragraph" w:styleId="Heading1">
-    <w:name w:val="Heading 1"/>
-    <w:basedOn w:val="Normal"/>
-    <w:next w:val="Normal"/>
-    <w:qFormat/>
-    <w:rPr>
-      <w:color w:val="2E74B5"/>
-      <w:sz w:val="32"/>
-      <w:szCs w:val="32"/>
-    </w:rPr>
-  </w:style>
-  <w:style w:type="paragraph" w:styleId="Heading2">
-    <w:name w:val="Heading 2"/>
-    <w:basedOn w:val="Normal"/>
-    <w:next w:val="Normal"/>
-    <w:qFormat/>
-    <w:rPr>
-      <w:color w:val="2E74B5"/>
-      <w:sz w:val="26"/>
-      <w:szCs w:val="26"/>
-    </w:rPr>
-  </w:style>
-  <w:style w:type="paragraph" w:styleId="Heading3">
-    <w:name w:val="Heading 3"/>
-    <w:basedOn w:val="Normal"/>
-    <w:next w:val="Normal"/>
-    <w:qFormat/>
-    <w:rPr>
-      <w:color w:val="1F4D78"/>
-      <w:sz w:val="24"/>
-      <w:szCs w:val="24"/>
     </w:rPr>
   </w:style>
   <w:style w:type="paragraph" w:styleId="Heading4">
@@ -2847,6 +3026,139 @@
     <w:name w:val="List Paragraph"/>
     <w:basedOn w:val="Normal"/>
     <w:qFormat/>
+  </w:style>
+  <w:style w:type="paragraph" w:styleId="Caption">
+    <w:name w:val="caption"/>
+    <w:basedOn w:val="Normal"/>
+    <w:next w:val="Normal"/>
+    <w:uiPriority w:val="35"/>
+    <w:semiHidden/>
+    <w:unhideWhenUsed/>
+    <w:qFormat/>
+    <w:pPr>
+      <w:spacing w:after="200"/>
+    </w:pPr>
+    <w:rPr>
+      <w:i/>
+      <w:iCs/>
+      <w:color w:val="44546A" w:themeColor="dark2"/>
+      <w:sz w:val="18"/>
+      <w:szCs w:val="18"/>
+    </w:rPr>
+  </w:style>
+  <w:style w:type="paragraph" w:styleId="Bibliography">
+    <w:name w:val="Bibliography"/>
+    <w:basedOn w:val="Normal"/>
+    <w:next w:val="Normal"/>
+    <w:uiPriority w:val="37"/>
+    <w:unhideWhenUsed/>
+  </w:style>
+  <w:style w:type="paragraph" w:styleId="TOC1">
+    <w:name w:val="toc 1"/>
+    <w:basedOn w:val="Normal"/>
+    <w:next w:val="Normal"/>
+    <w:uiPriority w:val="39"/>
+    <w:semiHidden/>
+    <w:unhideWhenUsed/>
+    <w:pPr>
+      <w:spacing w:after="100"/>
+    </w:pPr>
+  </w:style>
+  <w:style w:type="paragraph" w:styleId="TOC2">
+    <w:name w:val="toc 2"/>
+    <w:basedOn w:val="Normal"/>
+    <w:next w:val="Normal"/>
+    <w:uiPriority w:val="39"/>
+    <w:semiHidden/>
+    <w:unhideWhenUsed/>
+    <w:pPr>
+      <w:spacing w:after="100"/>
+      <w:ind w:left="240"/>
+    </w:pPr>
+  </w:style>
+  <w:style w:type="paragraph" w:styleId="TOC3">
+    <w:name w:val="toc 3"/>
+    <w:basedOn w:val="Normal"/>
+    <w:next w:val="Normal"/>
+    <w:uiPriority w:val="39"/>
+    <w:semiHidden/>
+    <w:unhideWhenUsed/>
+    <w:pPr>
+      <w:spacing w:after="100"/>
+      <w:ind w:left="480"/>
+    </w:pPr>
+  </w:style>
+  <w:style w:type="paragraph" w:styleId="TOC4">
+    <w:name w:val="toc 4"/>
+    <w:basedOn w:val="Normal"/>
+    <w:next w:val="Normal"/>
+    <w:uiPriority w:val="39"/>
+    <w:semiHidden/>
+    <w:unhideWhenUsed/>
+    <w:pPr>
+      <w:spacing w:after="100"/>
+      <w:ind w:left="720"/>
+    </w:pPr>
+  </w:style>
+  <w:style w:type="paragraph" w:styleId="TOC5">
+    <w:name w:val="toc 5"/>
+    <w:basedOn w:val="Normal"/>
+    <w:next w:val="Normal"/>
+    <w:uiPriority w:val="39"/>
+    <w:semiHidden/>
+    <w:unhideWhenUsed/>
+    <w:pPr>
+      <w:spacing w:after="100"/>
+      <w:ind w:left="960"/>
+    </w:pPr>
+  </w:style>
+  <w:style w:type="paragraph" w:styleId="TOC6">
+    <w:name w:val="toc 6"/>
+    <w:basedOn w:val="Normal"/>
+    <w:next w:val="Normal"/>
+    <w:uiPriority w:val="39"/>
+    <w:semiHidden/>
+    <w:unhideWhenUsed/>
+    <w:pPr>
+      <w:spacing w:after="100"/>
+      <w:ind w:left="1200"/>
+    </w:pPr>
+  </w:style>
+  <w:style w:type="paragraph" w:styleId="TOC7">
+    <w:name w:val="toc 7"/>
+    <w:basedOn w:val="Normal"/>
+    <w:next w:val="Normal"/>
+    <w:uiPriority w:val="39"/>
+    <w:semiHidden/>
+    <w:unhideWhenUsed/>
+    <w:pPr>
+      <w:spacing w:after="100"/>
+      <w:ind w:left="1440"/>
+    </w:pPr>
+  </w:style>
+  <w:style w:type="paragraph" w:styleId="TOC8">
+    <w:name w:val="toc 8"/>
+    <w:basedOn w:val="Normal"/>
+    <w:next w:val="Normal"/>
+    <w:uiPriority w:val="39"/>
+    <w:semiHidden/>
+    <w:unhideWhenUsed/>
+    <w:pPr>
+      <w:spacing w:after="100"/>
+      <w:ind w:left="1680"/>
+    </w:pPr>
+  </w:style>
+  <w:style w:type="paragraph" w:styleId="TOC9">
+    <w:name w:val="toc 9"/>
+    <w:basedOn w:val="Normal"/>
+    <w:next w:val="Normal"/>
+    <w:uiPriority w:val="39"/>
+    <w:semiHidden/>
+    <w:unhideWhenUsed/>
+    <w:pPr>
+      <w:spacing w:after="100"/>
+      <w:ind w:left="1920"/>
+    </w:pPr>
   </w:style>
   <w:style w:type="character" w:styleId="Hyperlink">
     <w:name w:val="Hyperlink"/>
@@ -2932,6 +3244,13 @@
       <w:szCs w:val="20"/>
     </w:rPr>
   </w:style>
+  <w:style w:type="character" w:styleId="LineNumber">
+    <w:name w:val="line number"/>
+    <w:basedOn w:val="DefaultParagraphFont"/>
+    <w:uiPriority w:val="99"/>
+    <w:semiHidden/>
+    <w:unhideWhenUsed/>
+  </w:style>
   <w:style w:type="paragraph" w:styleId="Heading1">
     <w:name w:val="Heading 1"/>
     <w:basedOn w:val="Normal"/>
@@ -2989,4 +3308,294 @@
     </w:rPr>
   </w:style>
 </w:styles>
+</file>
+
+<file path=word/theme/theme1.xml><?xml version="1.0" encoding="utf-8"?>
+<a:theme xmlns:a="http://schemas.openxmlformats.org/drawingml/2006/main" name="Office Theme">
+  <a:themeElements>
+    <a:clrScheme name="Office">
+      <a:dk1>
+        <a:sysClr val="windowText" lastClr="000000"/>
+      </a:dk1>
+      <a:lt1>
+        <a:sysClr val="window" lastClr="FFFFFF"/>
+      </a:lt1>
+      <a:dk2>
+        <a:srgbClr val="44546A"/>
+      </a:dk2>
+      <a:lt2>
+        <a:srgbClr val="E7E6E6"/>
+      </a:lt2>
+      <a:accent1>
+        <a:srgbClr val="4472C4"/>
+      </a:accent1>
+      <a:accent2>
+        <a:srgbClr val="ED7D31"/>
+      </a:accent2>
+      <a:accent3>
+        <a:srgbClr val="A5A5A5"/>
+      </a:accent3>
+      <a:accent4>
+        <a:srgbClr val="FFC000"/>
+      </a:accent4>
+      <a:accent5>
+        <a:srgbClr val="5B9BD5"/>
+      </a:accent5>
+      <a:accent6>
+        <a:srgbClr val="70AD47"/>
+      </a:accent6>
+      <a:hlink>
+        <a:srgbClr val="0563C1"/>
+      </a:hlink>
+      <a:folHlink>
+        <a:srgbClr val="954F72"/>
+      </a:folHlink>
+    </a:clrScheme>
+    <a:fontScheme name="Office">
+      <a:majorFont>
+        <a:latin typeface="Calibri Light" panose="020F0302020204030204"/>
+        <a:ea typeface=""/>
+        <a:cs typeface=""/>
+        <a:font script="Jpan" typeface="游ゴシック Light"/>
+        <a:font script="Hang" typeface="맑은 고딕"/>
+        <a:font script="Hans" typeface="等线 Light"/>
+        <a:font script="Hant" typeface="新細明體"/>
+        <a:font script="Arab" typeface="Times New Roman"/>
+        <a:font script="Hebr" typeface="Times New Roman"/>
+        <a:font script="Thai" typeface="Angsana New"/>
+        <a:font script="Ethi" typeface="Nyala"/>
+        <a:font script="Beng" typeface="Vrinda"/>
+        <a:font script="Gujr" typeface="Shruti"/>
+        <a:font script="Khmr" typeface="MoolBoran"/>
+        <a:font script="Knda" typeface="Tunga"/>
+        <a:font script="Guru" typeface="Raavi"/>
+        <a:font script="Cans" typeface="Euphemia"/>
+        <a:font script="Cher" typeface="Plantagenet Cherokee"/>
+        <a:font script="Yiii" typeface="Microsoft Yi Baiti"/>
+        <a:font script="Tibt" typeface="Microsoft Himalaya"/>
+        <a:font script="Thaa" typeface="MV Boli"/>
+        <a:font script="Deva" typeface="Mangal"/>
+        <a:font script="Telu" typeface="Gautami"/>
+        <a:font script="Taml" typeface="Latha"/>
+        <a:font script="Syrc" typeface="Estrangelo Edessa"/>
+        <a:font script="Orya" typeface="Kalinga"/>
+        <a:font script="Mlym" typeface="Kartika"/>
+        <a:font script="Laoo" typeface="DokChampa"/>
+        <a:font script="Sinh" typeface="Iskoola Pota"/>
+        <a:font script="Mong" typeface="Mongolian Baiti"/>
+        <a:font script="Viet" typeface="Times New Roman"/>
+        <a:font script="Uigh" typeface="Microsoft Uighur"/>
+        <a:font script="Geor" typeface="Sylfaen"/>
+        <a:font script="Armn" typeface="Arial"/>
+        <a:font script="Bugi" typeface="Leelawadee UI"/>
+        <a:font script="Bopo" typeface="Microsoft JhengHei"/>
+        <a:font script="Java" typeface="Javanese Text"/>
+        <a:font script="Lisu" typeface="Segoe UI"/>
+        <a:font script="Mymr" typeface="Myanmar Text"/>
+        <a:font script="Nkoo" typeface="Ebrima"/>
+        <a:font script="Olck" typeface="Nirmala UI"/>
+        <a:font script="Osma" typeface="Ebrima"/>
+        <a:font script="Phag" typeface="Phagspa"/>
+        <a:font script="Syrn" typeface="Estrangelo Edessa"/>
+        <a:font script="Syrj" typeface="Estrangelo Edessa"/>
+        <a:font script="Syre" typeface="Estrangelo Edessa"/>
+        <a:font script="Sora" typeface="Nirmala UI"/>
+        <a:font script="Tale" typeface="Microsoft Tai Le"/>
+        <a:font script="Talu" typeface="Microsoft New Tai Lue"/>
+        <a:font script="Tfng" typeface="Ebrima"/>
+      </a:majorFont>
+      <a:minorFont>
+        <a:latin typeface="Calibri" panose="020F0502020204030204"/>
+        <a:ea typeface=""/>
+        <a:cs typeface=""/>
+        <a:font script="Jpan" typeface="游明朝"/>
+        <a:font script="Hang" typeface="맑은 고딕"/>
+        <a:font script="Hans" typeface="等线"/>
+        <a:font script="Hant" typeface="新細明體"/>
+        <a:font script="Arab" typeface="Arial"/>
+        <a:font script="Hebr" typeface="Arial"/>
+        <a:font script="Thai" typeface="Cordia New"/>
+        <a:font script="Ethi" typeface="Nyala"/>
+        <a:font script="Beng" typeface="Vrinda"/>
+        <a:font script="Gujr" typeface="Shruti"/>
+        <a:font script="Khmr" typeface="DaunPenh"/>
+        <a:font script="Knda" typeface="Tunga"/>
+        <a:font script="Guru" typeface="Raavi"/>
+        <a:font script="Cans" typeface="Euphemia"/>
+        <a:font script="Cher" typeface="Plantagenet Cherokee"/>
+        <a:font script="Yiii" typeface="Microsoft Yi Baiti"/>
+        <a:font script="Tibt" typeface="Microsoft Himalaya"/>
+        <a:font script="Thaa" typeface="MV Boli"/>
+        <a:font script="Deva" typeface="Mangal"/>
+        <a:font script="Telu" typeface="Gautami"/>
+        <a:font script="Taml" typeface="Latha"/>
+        <a:font script="Syrc" typeface="Estrangelo Edessa"/>
+        <a:font script="Orya" typeface="Kalinga"/>
+        <a:font script="Mlym" typeface="Kartika"/>
+        <a:font script="Laoo" typeface="DokChampa"/>
+        <a:font script="Sinh" typeface="Iskoola Pota"/>
+        <a:font script="Mong" typeface="Mongolian Baiti"/>
+        <a:font script="Viet" typeface="Arial"/>
+        <a:font script="Uigh" typeface="Microsoft Uighur"/>
+        <a:font script="Geor" typeface="Sylfaen"/>
+        <a:font script="Armn" typeface="Arial"/>
+        <a:font script="Bugi" typeface="Leelawadee UI"/>
+        <a:font script="Bopo" typeface="Microsoft JhengHei"/>
+        <a:font script="Java" typeface="Javanese Text"/>
+        <a:font script="Lisu" typeface="Segoe UI"/>
+        <a:font script="Mymr" typeface="Myanmar Text"/>
+        <a:font script="Nkoo" typeface="Ebrima"/>
+        <a:font script="Olck" typeface="Nirmala UI"/>
+        <a:font script="Osma" typeface="Ebrima"/>
+        <a:font script="Phag" typeface="Phagspa"/>
+        <a:font script="Syrn" typeface="Estrangelo Edessa"/>
+        <a:font script="Syrj" typeface="Estrangelo Edessa"/>
+        <a:font script="Syre" typeface="Estrangelo Edessa"/>
+        <a:font script="Sora" typeface="Nirmala UI"/>
+        <a:font script="Tale" typeface="Microsoft Tai Le"/>
+        <a:font script="Talu" typeface="Microsoft New Tai Lue"/>
+        <a:font script="Tfng" typeface="Ebrima"/>
+      </a:minorFont>
+    </a:fontScheme>
+    <a:fmtScheme name="Office">
+      <a:fillStyleLst>
+        <a:solidFill>
+          <a:schemeClr val="phClr"/>
+        </a:solidFill>
+        <a:gradFill rotWithShape="true">
+          <a:gsLst>
+            <a:gs pos="0">
+              <a:schemeClr val="phClr">
+                <a:lumMod val="110000"/>
+                <a:satMod val="105000"/>
+                <a:tint val="67000"/>
+              </a:schemeClr>
+            </a:gs>
+            <a:gs pos="50000">
+              <a:schemeClr val="phClr">
+                <a:lumMod val="105000"/>
+                <a:satMod val="103000"/>
+                <a:tint val="73000"/>
+              </a:schemeClr>
+            </a:gs>
+            <a:gs pos="100000">
+              <a:schemeClr val="phClr">
+                <a:lumMod val="105000"/>
+                <a:satMod val="109000"/>
+                <a:tint val="81000"/>
+              </a:schemeClr>
+            </a:gs>
+          </a:gsLst>
+          <a:lin ang="5400000" scaled="false"/>
+        </a:gradFill>
+        <a:gradFill rotWithShape="true">
+          <a:gsLst>
+            <a:gs pos="0">
+              <a:schemeClr val="phClr">
+                <a:satMod val="103000"/>
+                <a:lumMod val="102000"/>
+                <a:tint val="94000"/>
+              </a:schemeClr>
+            </a:gs>
+            <a:gs pos="50000">
+              <a:schemeClr val="phClr">
+                <a:satMod val="110000"/>
+                <a:lumMod val="100000"/>
+                <a:shade val="100000"/>
+              </a:schemeClr>
+            </a:gs>
+            <a:gs pos="100000">
+              <a:schemeClr val="phClr">
+                <a:lumMod val="99000"/>
+                <a:satMod val="120000"/>
+                <a:shade val="78000"/>
+              </a:schemeClr>
+            </a:gs>
+          </a:gsLst>
+          <a:lin ang="5400000" scaled="false"/>
+        </a:gradFill>
+      </a:fillStyleLst>
+      <a:lnStyleLst>
+        <a:ln w="6350" cap="flat" cmpd="sng" algn="ctr">
+          <a:solidFill>
+            <a:schemeClr val="phClr"/>
+          </a:solidFill>
+          <a:prstDash val="solid"/>
+          <a:miter lim="800000"/>
+        </a:ln>
+        <a:ln w="12700" cap="flat" cmpd="sng" algn="ctr">
+          <a:solidFill>
+            <a:schemeClr val="phClr"/>
+          </a:solidFill>
+          <a:prstDash val="solid"/>
+          <a:miter lim="800000"/>
+        </a:ln>
+        <a:ln w="19050" cap="flat" cmpd="sng" algn="ctr">
+          <a:solidFill>
+            <a:schemeClr val="phClr"/>
+          </a:solidFill>
+          <a:prstDash val="solid"/>
+          <a:miter lim="800000"/>
+        </a:ln>
+      </a:lnStyleLst>
+      <a:effectStyleLst>
+        <a:effectStyle>
+          <a:effectLst/>
+        </a:effectStyle>
+        <a:effectStyle>
+          <a:effectLst/>
+        </a:effectStyle>
+        <a:effectStyle>
+          <a:effectLst>
+            <a:outerShdw blurRad="57150" dist="19050" dir="5400000" algn="ctr" rotWithShape="false">
+              <a:srgbClr val="000000">
+                <a:alpha val="63000"/>
+              </a:srgbClr>
+            </a:outerShdw>
+          </a:effectLst>
+        </a:effectStyle>
+      </a:effectStyleLst>
+      <a:bgFillStyleLst>
+        <a:solidFill>
+          <a:schemeClr val="phClr"/>
+        </a:solidFill>
+        <a:solidFill>
+          <a:schemeClr val="phClr">
+            <a:tint val="95000"/>
+            <a:satMod val="170000"/>
+          </a:schemeClr>
+        </a:solidFill>
+        <a:gradFill rotWithShape="true">
+          <a:gsLst>
+            <a:gs pos="0">
+              <a:schemeClr val="phClr">
+                <a:tint val="93000"/>
+                <a:satMod val="150000"/>
+                <a:shade val="98000"/>
+                <a:lumMod val="102000"/>
+              </a:schemeClr>
+            </a:gs>
+            <a:gs pos="50000">
+              <a:schemeClr val="phClr">
+                <a:tint val="98000"/>
+                <a:satMod val="130000"/>
+                <a:shade val="90000"/>
+                <a:lumMod val="103000"/>
+              </a:schemeClr>
+            </a:gs>
+            <a:gs pos="100000">
+              <a:schemeClr val="phClr">
+                <a:shade val="63000"/>
+                <a:satMod val="120000"/>
+              </a:schemeClr>
+            </a:gs>
+          </a:gsLst>
+          <a:lin ang="5400000" scaled="false"/>
+        </a:gradFill>
+      </a:bgFillStyleLst>
+    </a:fmtScheme>
+  </a:themeElements>
+  <a:objectDefaults/>
+  <a:extraClrSchemeLst/>
+</a:theme>
 </file>
--- a/docs/GuardCode_Provisional_Patent_Draft.docx
+++ b/docs/GuardCode_Provisional_Patent_Draft.docx
@@ -109,16 +109,7 @@
     </w:p>
     <w:p>
       <w:pPr>
-        <w:spacing w:after="120" w:before="0"/>
-        <w:jc w:val="center"/>
-      </w:pPr>
-      <w:r>
-        <w:t xml:space="preserve">Naresh Nireenjan, Indian national, B.Tech (Computer Science and Engineering), School of Computer Science and Engineering, Vellore Institute of Technology, Vellore - 632014, Tamil Nadu, India</w:t>
-      </w:r>
-    </w:p>
-    <w:p>
-      <w:pPr>
-        <w:spacing w:after="360" w:before="0"/>
+        <w:spacing w:after="200" w:before="0"/>
         <w:jc w:val="center"/>
       </w:pPr>
       <w:r>
@@ -126,7 +117,38 @@
           <w:i/>
           <w:iCs/>
         </w:rPr>
-        <w:t xml:space="preserve">[Co-applicant / assignee details to be completed with the VIT IPR cell]</w:t>
+        <w:t xml:space="preserve">[Applicant / assignee to be confirmed with the VIT IPR&amp;TT Cell]</w:t>
+      </w:r>
+    </w:p>
+    <w:p>
+      <w:pPr>
+        <w:spacing w:after="80" w:before="0"/>
+        <w:jc w:val="center"/>
+      </w:pPr>
+      <w:r>
+        <w:rPr>
+          <w:b/>
+          <w:bCs/>
+        </w:rPr>
+        <w:t xml:space="preserve">INVENTORS</w:t>
+      </w:r>
+    </w:p>
+    <w:p>
+      <w:pPr>
+        <w:spacing w:after="60" w:before="0"/>
+        <w:jc w:val="center"/>
+      </w:pPr>
+      <w:r>
+        <w:t xml:space="preserve">Dr. Anusha N, Vellore Institute of Technology, Vellore - 632014, Tamil Nadu, India</w:t>
+      </w:r>
+    </w:p>
+    <w:p>
+      <w:pPr>
+        <w:spacing w:after="360" w:before="0"/>
+        <w:jc w:val="center"/>
+      </w:pPr>
+      <w:r>
+        <w:t xml:space="preserve">S Naresh Nireenjan (24BCE2353), Dharshan J (24BCE2335) and Sachin Saravanan S (24BCE2321), B.Tech (Computer Science and Engineering), School of Computer Science and Engineering, Vellore Institute of Technology, Vellore - 632014, Tamil Nadu, India</w:t>
       </w:r>
     </w:p>
     <w:p>
@@ -172,6 +194,7 @@
     <w:p>
       <w:pPr>
         <w:pStyle w:val="Heading1"/>
+        <w:keepNext/>
       </w:pPr>
       <w:r>
         <w:t xml:space="preserve">FIELD OF THE INVENTION</w:t>
@@ -189,6 +212,7 @@
     <w:p>
       <w:pPr>
         <w:pStyle w:val="Heading1"/>
+        <w:keepNext/>
       </w:pPr>
       <w:r>
         <w:t xml:space="preserve">BACKGROUND OF THE INVENTION</w:t>
@@ -243,6 +267,7 @@
     <w:p>
       <w:pPr>
         <w:pStyle w:val="Heading1"/>
+        <w:keepNext/>
       </w:pPr>
       <w:r>
         <w:t xml:space="preserve">OBJECTS OF THE INVENTION</w:t>
@@ -321,6 +346,7 @@
     <w:p>
       <w:pPr>
         <w:pStyle w:val="Heading1"/>
+        <w:keepNext/>
       </w:pPr>
       <w:r>
         <w:t xml:space="preserve">SUMMARY OF THE INVENTION</w:t>
@@ -411,6 +437,7 @@
     <w:p>
       <w:pPr>
         <w:pStyle w:val="Heading1"/>
+        <w:keepNext/>
       </w:pPr>
       <w:r>
         <w:t xml:space="preserve">BRIEF DESCRIPTION OF THE DRAWINGS</w:t>
@@ -585,6 +612,7 @@
     <w:p>
       <w:pPr>
         <w:pStyle w:val="Heading1"/>
+        <w:keepNext/>
       </w:pPr>
       <w:r>
         <w:t xml:space="preserve">DETAILED DESCRIPTION OF THE INVENTION</w:t>
@@ -593,6 +621,7 @@
     <w:p>
       <w:pPr>
         <w:pStyle w:val="Heading2"/>
+        <w:keepNext/>
       </w:pPr>
       <w:r>
         <w:t xml:space="preserve">1. Frame format and CRC parity-check matrix</w:t>
@@ -610,6 +639,7 @@
     <w:p>
       <w:pPr>
         <w:pStyle w:val="Heading2"/>
+        <w:keepNext/>
       </w:pPr>
       <w:r>
         <w:t xml:space="preserve">2. Soft-syndrome guard (107)</w:t>
@@ -636,6 +666,7 @@
     <w:p>
       <w:pPr>
         <w:pStyle w:val="Heading2"/>
+        <w:keepNext/>
       </w:pPr>
       <w:r>
         <w:t xml:space="preserve">3. Acceptance logic (108) and threshold selection</w:t>
@@ -653,6 +684,7 @@
     <w:p>
       <w:pPr>
         <w:pStyle w:val="Heading2"/>
+        <w:keepNext/>
       </w:pPr>
       <w:r>
         <w:t xml:space="preserve">4. Risk ledger (112)</w:t>
@@ -670,6 +702,7 @@
     <w:p>
       <w:pPr>
         <w:pStyle w:val="Heading2"/>
+        <w:keepNext/>
       </w:pPr>
       <w:r>
         <w:t xml:space="preserve">5. Learned channel code and decoder (103, 105)</w:t>
@@ -687,6 +720,7 @@
     <w:p>
       <w:pPr>
         <w:pStyle w:val="Heading2"/>
+        <w:keepNext/>
       </w:pPr>
       <w:r>
         <w:t xml:space="preserve">6. Channel-adaptive profile selection (110, 111)</w:t>
@@ -704,6 +738,7 @@
     <w:p>
       <w:pPr>
         <w:pStyle w:val="Heading2"/>
+        <w:keepNext/>
       </w:pPr>
       <w:r>
         <w:t xml:space="preserve">7. Experimental example</w:t>
@@ -2329,6 +2364,7 @@
     <w:p>
       <w:pPr>
         <w:pStyle w:val="Heading2"/>
+        <w:keepNext/>
       </w:pPr>
       <w:r>
         <w:t xml:space="preserve">8. Variants</w:t>
@@ -2407,6 +2443,7 @@
     <w:p>
       <w:pPr>
         <w:pStyle w:val="Heading1"/>
+        <w:keepNext/>
       </w:pPr>
       <w:r>
         <w:t xml:space="preserve">CLAIMS</w:t>
@@ -2603,6 +2640,20 @@
       </w:r>
     </w:p>
     <w:p>
+      <w:pPr>
+        <w:pStyle w:val="ListParagraph"/>
+        <w:numPr>
+          <w:ilvl w:val="0"/>
+          <w:numId w:val="4"/>
+        </w:numPr>
+        <w:spacing w:after="80" w:line="290"/>
+        <w:jc w:val="both"/>
+      </w:pPr>
+      <w:r>
+        <w:t xml:space="preserve">The method of claim 1, further comprising providing R(y), together with at least one further receiver-side feature selected from the minimum bit reliability, the per-group posterior confidences, the residual energy of the received symbols after re-encoding the decision and a burst index, to a trained classifier, and using the classifier output in place of R(y) for the acceptance decision, the classifier threshold being calibrated to the same retransmission budget.</w:t>
+      </w:r>
+    </w:p>
+    <w:p>
       <w:r>
         <w:br w:type="page"/>
       </w:r>
@@ -2610,6 +2661,7 @@
     <w:p>
       <w:pPr>
         <w:pStyle w:val="Heading1"/>
+        <w:keepNext/>
       </w:pPr>
       <w:r>
         <w:t xml:space="preserve">ABSTRACT</w:t>
